--- a/User Manual/docx-exports/Technical Side/Technical-Module-Manual.docx
+++ b/User Manual/docx-exports/Technical Side/Technical-Module-Manual.docx
@@ -72,6 +72,11 @@
         <w:t xml:space="preserve">Technical Staff (Employee) execute assigned tickets, deliver technical resolution, escalate when necessary, and submit complete closure evidence for supervisor approval.</w:t>
       </w:r>
     </w:p>
+    <w:p>
+      <w:r>
+        <w:br w:type="page"/>
+      </w:r>
+    </w:p>
     <w:bookmarkEnd w:id="9"/>
     <w:bookmarkStart w:id="10" w:name="module-list-technical-staff"/>
     <w:p>
@@ -185,6 +190,11 @@
       </w:pPr>
       <w:r>
         <w:t xml:space="preserve">Notifications</w:t>
+      </w:r>
+    </w:p>
+    <w:p>
+      <w:r>
+        <w:br w:type="page"/>
       </w:r>
     </w:p>
     <w:bookmarkEnd w:id="10"/>
@@ -299,6 +309,11 @@
         <w:t xml:space="preserve">3. Confirm redirect to Technical dashboard.</w:t>
       </w:r>
     </w:p>
+    <w:p>
+      <w:r>
+        <w:br w:type="page"/>
+      </w:r>
+    </w:p>
     <w:bookmarkEnd w:id="14"/>
     <w:bookmarkStart w:id="18" w:name="dashboard-module"/>
     <w:p>
@@ -419,6 +434,11 @@
         <w:t xml:space="preserve">3. Open ticket details and begin documented work.</w:t>
       </w:r>
     </w:p>
+    <w:p>
+      <w:r>
+        <w:br w:type="page"/>
+      </w:r>
+    </w:p>
     <w:bookmarkEnd w:id="18"/>
     <w:bookmarkStart w:id="23" w:name="assigned-tickets-module"/>
     <w:p>
@@ -620,6 +640,11 @@
         <w:t xml:space="preserve">Resolution Line A6: Submit closure request and wait for supervisor review.</w:t>
       </w:r>
     </w:p>
+    <w:p>
+      <w:r>
+        <w:br w:type="page"/>
+      </w:r>
+    </w:p>
     <w:bookmarkEnd w:id="22"/>
     <w:bookmarkEnd w:id="23"/>
     <w:bookmarkStart w:id="25" w:name="technical-execution-workflow-core"/>
@@ -801,6 +826,11 @@
       </w:r>
       <w:r>
         <w:t xml:space="preserve">- Flow Line O2: Resume active work when monitoring results require action.</w:t>
+      </w:r>
+    </w:p>
+    <w:p>
+      <w:r>
+        <w:br w:type="page"/>
       </w:r>
     </w:p>
     <w:bookmarkEnd w:id="24"/>
@@ -875,7 +905,7 @@
       <w:r>
         <w:drawing>
           <wp:inline>
-            <wp:extent cx="3965608" cy="4600875"/>
+            <wp:extent cx="5334000" cy="6188475"/>
             <wp:effectExtent b="0" l="0" r="0" t="0"/>
             <wp:docPr descr="Technical Escalate External" title="" id="30" name="Picture"/>
             <a:graphic>
@@ -896,7 +926,7 @@
                   <pic:spPr bwMode="auto">
                     <a:xfrm>
                       <a:off x="0" y="0"/>
-                      <a:ext cx="3965608" cy="4600875"/>
+                      <a:ext cx="5334000" cy="6188475"/>
                     </a:xfrm>
                     <a:prstGeom prst="rect">
                       <a:avLst/>
@@ -1080,6 +1110,11 @@
         <w:t xml:space="preserve">- Flow Line ER5: Resume work if ticket returns to you and continue toward closure.</w:t>
       </w:r>
     </w:p>
+    <w:p>
+      <w:r>
+        <w:br w:type="page"/>
+      </w:r>
+    </w:p>
     <w:bookmarkEnd w:id="35"/>
     <w:bookmarkStart w:id="42" w:name="knowledge-hub-module"/>
     <w:p>
@@ -1237,6 +1272,11 @@
         <w:t xml:space="preserve">4. Reference successful patterns in your work notes.</w:t>
       </w:r>
     </w:p>
+    <w:p>
+      <w:r>
+        <w:br w:type="page"/>
+      </w:r>
+    </w:p>
     <w:bookmarkEnd w:id="42"/>
     <w:bookmarkStart w:id="46" w:name="reports-module"/>
     <w:p>
@@ -1325,6 +1365,11 @@
         <w:t xml:space="preserve">- Review personal operational metrics (assigned, ongoing, resolved).</w:t>
       </w:r>
     </w:p>
+    <w:p>
+      <w:r>
+        <w:br w:type="page"/>
+      </w:r>
+    </w:p>
     <w:bookmarkEnd w:id="46"/>
     <w:bookmarkStart w:id="50" w:name="settings-module"/>
     <w:p>
@@ -1413,6 +1458,11 @@
         <w:t xml:space="preserve">- Update personal profile and change account password.</w:t>
       </w:r>
     </w:p>
+    <w:p>
+      <w:r>
+        <w:br w:type="page"/>
+      </w:r>
+    </w:p>
     <w:bookmarkEnd w:id="50"/>
     <w:bookmarkStart w:id="54" w:name="notifications-module"/>
     <w:p>
@@ -1527,6 +1577,11 @@
         <w:t xml:space="preserve">3. Open relevant ticket directly from notification.</w:t>
       </w:r>
     </w:p>
+    <w:p>
+      <w:r>
+        <w:br w:type="page"/>
+      </w:r>
+    </w:p>
     <w:bookmarkEnd w:id="54"/>
     <w:bookmarkStart w:id="55" w:name="data-quality-rules-for-technical-staff"/>
     <w:p>
@@ -1594,6 +1649,11 @@
         <w:t xml:space="preserve">Escalate early when issue exceeds authority or capability.</w:t>
       </w:r>
     </w:p>
+    <w:p>
+      <w:r>
+        <w:br w:type="page"/>
+      </w:r>
+    </w:p>
     <w:bookmarkEnd w:id="55"/>
     <w:bookmarkStart w:id="56" w:name="technical-end-to-end-summary"/>
     <w:p>
@@ -1674,6 +1734,11 @@
       </w:r>
       <w:r>
         <w:t xml:space="preserve">or returned for further action.</w:t>
+      </w:r>
+    </w:p>
+    <w:p>
+      <w:r>
+        <w:br w:type="page"/>
       </w:r>
     </w:p>
     <w:bookmarkEnd w:id="56"/>
